--- a/RFI-Docs/THE RURAL HEALTH PRIORITY.docx
+++ b/RFI-Docs/THE RURAL HEALTH PRIORITY.docx
@@ -4,10 +4,124 @@
   <w:body>
     <w:p>
       <w:pPr>
+        <w:jc w:val="left"/>
+      </w:pPr>
+      <w:r>
+        <w:rPr>
+          <w:color w:val="646464"/>
+          <w:sz w:val="18"/>
+        </w:rPr>
+        <w:t>Document: THE RURAL HEALTH PRIORITY.docx</w:t>
+      </w:r>
+    </w:p>
+    <w:p>
+      <w:pPr>
+        <w:jc w:val="left"/>
+      </w:pPr>
+      <w:r>
+        <w:rPr>
+          <w:color w:val="646464"/>
+          <w:sz w:val="18"/>
+        </w:rPr>
+        <w:t>Title: Access to Care and Rural Health: Point of Contact: Dr. Amanda Borsky</w:t>
+      </w:r>
+    </w:p>
+    <w:p>
+      <w:pPr>
+        <w:jc w:val="left"/>
+      </w:pPr>
+      <w:r>
+        <w:rPr>
+          <w:color w:val="646464"/>
+          <w:sz w:val="18"/>
+        </w:rPr>
+        <w:t>Topic: Rural Health | Type: Presentations and Other Documents</w:t>
+      </w:r>
+    </w:p>
+    <w:p>
+      <w:pPr>
+        <w:jc w:val="left"/>
+      </w:pPr>
+      <w:r>
+        <w:rPr>
+          <w:color w:val="646464"/>
+          <w:sz w:val="18"/>
+        </w:rPr>
+        <w:t>Created: 2024-04-29 | By: Richman, Michael (VACO)</w:t>
+      </w:r>
+    </w:p>
+    <w:p>
+      <w:pPr>
+        <w:jc w:val="left"/>
+      </w:pPr>
+      <w:r>
+        <w:rPr>
+          <w:color w:val="646464"/>
+          <w:sz w:val="18"/>
+        </w:rPr>
+        <w:t>Modified: 2024-07-25 | By: Bartlinski, David</w:t>
+      </w:r>
+    </w:p>
+    <w:p>
+      <w:pPr>
+        <w:jc w:val="left"/>
+      </w:pPr>
+      <w:r>
+        <w:rPr>
+          <w:color w:val="C8C8C8"/>
+          <w:sz w:val="16"/>
+        </w:rPr>
+        <w:t>────────────────────────────────────────────────────────────────────────────────</w:t>
+      </w:r>
+    </w:p>
+    <w:p>
+      <w:pPr>
+        <w:jc w:val="left"/>
+      </w:pPr>
+      <w:r/>
+    </w:p>
+    <w:p>
+      <w:pPr>
+        <w:jc w:val="left"/>
+      </w:pPr>
+      <w:r>
+        <w:rPr>
+          <w:color w:val="646464"/>
+          <w:sz w:val="18"/>
+        </w:rPr>
+        <w:t>Topic: Rural Health | Type: Presentations and Other Documents</w:t>
+      </w:r>
+    </w:p>
+    <w:p>
+      <w:pPr>
+        <w:jc w:val="left"/>
+      </w:pPr>
+      <w:r>
+        <w:rPr>
+          <w:color w:val="646464"/>
+          <w:sz w:val="18"/>
+        </w:rPr>
+        <w:t>Created: 2024-04-29 | By: Richman, Michael (VACO)</w:t>
+      </w:r>
+    </w:p>
+    <w:p>
+      <w:pPr>
+        <w:jc w:val="left"/>
+      </w:pPr>
+      <w:r>
+        <w:rPr>
+          <w:color w:val="646464"/>
+          <w:sz w:val="18"/>
+        </w:rPr>
+        <w:t>Modified: 2024-07-25 | By: Bartlinski, David</w:t>
+      </w:r>
+    </w:p>
+    <w:p>
+      <w:pPr>
         <w:pStyle w:val="Heading3"/>
         <w:keepNext/>
         <w:spacing w:after="0"/>
-        <w:jc w:val="center"/>
+        <w:jc w:val="left"/>
         <w:rPr>
           <w:rFonts w:asciiTheme="minorHAnsi" w:eastAsia="Times New Roman" w:hAnsiTheme="minorHAnsi" w:cstheme="minorHAnsi"/>
           <w:sz w:val="28"/>
@@ -16,11 +130,10 @@
       </w:pPr>
       <w:r>
         <w:rPr>
-          <w:rFonts w:asciiTheme="minorHAnsi" w:eastAsia="Times New Roman" w:hAnsiTheme="minorHAnsi" w:cstheme="minorHAnsi"/>
-          <w:sz w:val="28"/>
-          <w:szCs w:val="28"/>
-        </w:rPr>
-        <w:t>Access to Care and Rural Health</w:t>
+          <w:color w:val="C8C8C8"/>
+          <w:sz w:val="16"/>
+        </w:rPr>
+        <w:t>────────────────────────────────────────────────────────────────────────────────</w:t>
       </w:r>
     </w:p>
     <w:p>
@@ -38,32 +151,7 @@
           <w:szCs w:val="28"/>
         </w:rPr>
       </w:pPr>
-      <w:r>
-        <w:rPr>
-          <w:rFonts w:asciiTheme="minorHAnsi" w:hAnsiTheme="minorHAnsi" w:cstheme="minorHAnsi"/>
-          <w:b/>
-          <w:bCs/>
-          <w:i/>
-          <w:iCs/>
-          <w:sz w:val="28"/>
-          <w:szCs w:val="28"/>
-        </w:rPr>
-        <w:t xml:space="preserve">Point of Contact: Dr. Amanda </w:t>
-      </w:r>
-      <w:proofErr w:type="spellStart"/>
-      <w:r>
-        <w:rPr>
-          <w:rFonts w:asciiTheme="minorHAnsi" w:hAnsiTheme="minorHAnsi" w:cstheme="minorHAnsi"/>
-          <w:b/>
-          <w:bCs/>
-          <w:i/>
-          <w:iCs/>
-          <w:sz w:val="28"/>
-          <w:szCs w:val="28"/>
-        </w:rPr>
-        <w:t>Borsky</w:t>
-      </w:r>
-      <w:proofErr w:type="spellEnd"/>
+      <w:r/>
     </w:p>
     <w:p>
       <w:pPr>
